--- a/test 2.docx
+++ b/test 2.docx
@@ -10,18 +10,18 @@
         <mc:AlternateContent>
           <mc:Choice Requires="wps">
             <w:drawing>
-              <wp:anchor distT="45720" distB="45720" distL="114300" distR="114300" simplePos="0" relativeHeight="251661312" behindDoc="0" locked="0" layoutInCell="1" allowOverlap="1" wp14:anchorId="78E25FB0" wp14:editId="573805C6">
+              <wp:anchor distT="45720" distB="45720" distL="114300" distR="114300" simplePos="0" relativeHeight="251665408" behindDoc="0" locked="0" layoutInCell="1" allowOverlap="1" wp14:anchorId="512981F3" wp14:editId="34413139">
                 <wp:simplePos x="0" y="0"/>
                 <wp:positionH relativeFrom="margin">
-                  <wp:posOffset>-853440</wp:posOffset>
+                  <wp:posOffset>-822960</wp:posOffset>
                 </wp:positionH>
                 <wp:positionV relativeFrom="paragraph">
-                  <wp:posOffset>3459480</wp:posOffset>
+                  <wp:posOffset>3413760</wp:posOffset>
                 </wp:positionV>
-                <wp:extent cx="7376160" cy="1935480"/>
+                <wp:extent cx="7360920" cy="2011680"/>
                 <wp:effectExtent l="0" t="0" r="0" b="7620"/>
                 <wp:wrapSquare wrapText="bothSides"/>
-                <wp:docPr id="779970787" name="Text Box 2"/>
+                <wp:docPr id="319989674" name="Text Box 2"/>
                 <wp:cNvGraphicFramePr>
                   <a:graphicFrameLocks xmlns:a="http://schemas.openxmlformats.org/drawingml/2006/main"/>
                 </wp:cNvGraphicFramePr>
@@ -34,7 +34,7 @@
                       <wps:spPr bwMode="auto">
                         <a:xfrm>
                           <a:off x="0" y="0"/>
-                          <a:ext cx="7376160" cy="1935480"/>
+                          <a:ext cx="7360920" cy="2011680"/>
                         </a:xfrm>
                         <a:prstGeom prst="rect">
                           <a:avLst/>
@@ -79,44 +79,7 @@
                                 <w:szCs w:val="96"/>
                                 <w:lang w:val="en-US"/>
                               </w:rPr>
-                              <w:t>ROASTED GRAM</w:t>
-                            </w:r>
-                          </w:p>
-                          <w:p>
-                            <w:pPr>
-                              <w:ind w:left="360"/>
-                              <w:jc w:val="center"/>
-                              <w:rPr>
-                                <w:rFonts w:ascii="Nirmala UI" w:hAnsi="Nirmala UI" w:cs="Nirmala UI"/>
-                                <w:b/>
-                                <w:bCs/>
-                                <w:sz w:val="84"/>
-                                <w:szCs w:val="84"/>
-                              </w:rPr>
-                            </w:pPr>
-                            <w:r>
-                              <w:rPr>
-                                <w:rFonts w:ascii="Nirmala UI" w:hAnsi="Nirmala UI" w:cs="Nirmala UI" w:hint="cs"/>
-                                <w:b/>
-                                <w:bCs/>
-                                <w:sz w:val="84"/>
-                                <w:szCs w:val="84"/>
-                                <w:cs/>
-                                <w:lang w:bidi="ta-IN"/>
-                              </w:rPr>
-                              <w:t xml:space="preserve">பொட்டு </w:t>
-                            </w:r>
-                            <w:r>
-                              <w:rPr>
-                                <w:rFonts w:ascii="Nirmala UI" w:hAnsi="Nirmala UI" w:cs="Nirmala UI" w:hint="cs"/>
-                                <w:b/>
-                                <w:bCs/>
-                                <w:sz w:val="80"/>
-                                <w:szCs w:val="80"/>
-                                <w:cs/>
-                                <w:lang w:bidi="ta-IN"/>
-                              </w:rPr>
-                              <w:t>கடலை</w:t>
+                              <w:t>BARNYARD MILLET</w:t>
                             </w:r>
                           </w:p>
                           <w:p>
@@ -128,6 +91,18 @@
                                 <w:lang w:val="en-US"/>
                               </w:rPr>
                             </w:pPr>
+                            <w:proofErr w:type="spellStart"/>
+                            <w:r>
+                              <w:rPr>
+                                <w:rFonts w:ascii="Nirmala UI" w:hAnsi="Nirmala UI" w:cs="Nirmala UI"/>
+                                <w:b/>
+                                <w:bCs/>
+                                <w:sz w:val="96"/>
+                                <w:szCs w:val="96"/>
+                              </w:rPr>
+                              <w:t>குதிரைவாலி</w:t>
+                            </w:r>
+                            <w:proofErr w:type="spellEnd"/>
                           </w:p>
                         </w:txbxContent>
                       </wps:txbx>
@@ -148,11 +123,11 @@
           </mc:Choice>
           <mc:Fallback>
             <w:pict>
-              <v:shapetype w14:anchorId="78E25FB0" id="_x0000_t202" coordsize="21600,21600" o:spt="202" path="m,l,21600r21600,l21600,xe">
+              <v:shapetype w14:anchorId="512981F3" id="_x0000_t202" coordsize="21600,21600" o:spt="202" path="m,l,21600r21600,l21600,xe">
                 <v:stroke joinstyle="miter"/>
                 <v:path gradientshapeok="t" o:connecttype="rect"/>
               </v:shapetype>
-              <v:shape id="Text Box 2" o:spid="_x0000_s1026" type="#_x0000_t202" style="position:absolute;margin-left:-67.2pt;margin-top:272.4pt;width:580.8pt;height:152.4pt;z-index:251661312;visibility:visible;mso-wrap-style:square;mso-width-percent:0;mso-height-percent:0;mso-wrap-distance-left:9pt;mso-wrap-distance-top:3.6pt;mso-wrap-distance-right:9pt;mso-wrap-distance-bottom:3.6pt;mso-position-horizontal:absolute;mso-position-horizontal-relative:margin;mso-position-vertical:absolute;mso-position-vertical-relative:text;mso-width-percent:0;mso-height-percent:0;mso-width-relative:margin;mso-height-relative:margin;v-text-anchor:top" o:gfxdata="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" filled="f" stroked="f">
+              <v:shape id="Text Box 2" o:spid="_x0000_s1026" type="#_x0000_t202" style="position:absolute;margin-left:-64.8pt;margin-top:268.8pt;width:579.6pt;height:158.4pt;z-index:251665408;visibility:visible;mso-wrap-style:square;mso-width-percent:0;mso-height-percent:0;mso-wrap-distance-left:9pt;mso-wrap-distance-top:3.6pt;mso-wrap-distance-right:9pt;mso-wrap-distance-bottom:3.6pt;mso-position-horizontal:absolute;mso-position-horizontal-relative:margin;mso-position-vertical:absolute;mso-position-vertical-relative:text;mso-width-percent:0;mso-height-percent:0;mso-width-relative:margin;mso-height-relative:margin;v-text-anchor:top" o:gfxdata="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" filled="f" stroked="f">
                 <v:textbox>
                   <w:txbxContent>
                     <w:p>
@@ -174,44 +149,7 @@
                           <w:szCs w:val="96"/>
                           <w:lang w:val="en-US"/>
                         </w:rPr>
-                        <w:t>ROASTED GRAM</w:t>
-                      </w:r>
-                    </w:p>
-                    <w:p>
-                      <w:pPr>
-                        <w:ind w:left="360"/>
-                        <w:jc w:val="center"/>
-                        <w:rPr>
-                          <w:rFonts w:ascii="Nirmala UI" w:hAnsi="Nirmala UI" w:cs="Nirmala UI"/>
-                          <w:b/>
-                          <w:bCs/>
-                          <w:sz w:val="84"/>
-                          <w:szCs w:val="84"/>
-                        </w:rPr>
-                      </w:pPr>
-                      <w:r>
-                        <w:rPr>
-                          <w:rFonts w:ascii="Nirmala UI" w:hAnsi="Nirmala UI" w:cs="Nirmala UI" w:hint="cs"/>
-                          <w:b/>
-                          <w:bCs/>
-                          <w:sz w:val="84"/>
-                          <w:szCs w:val="84"/>
-                          <w:cs/>
-                          <w:lang w:bidi="ta-IN"/>
-                        </w:rPr>
-                        <w:t xml:space="preserve">பொட்டு </w:t>
-                      </w:r>
-                      <w:r>
-                        <w:rPr>
-                          <w:rFonts w:ascii="Nirmala UI" w:hAnsi="Nirmala UI" w:cs="Nirmala UI" w:hint="cs"/>
-                          <w:b/>
-                          <w:bCs/>
-                          <w:sz w:val="80"/>
-                          <w:szCs w:val="80"/>
-                          <w:cs/>
-                          <w:lang w:bidi="ta-IN"/>
-                        </w:rPr>
-                        <w:t>கடலை</w:t>
+                        <w:t>BARNYARD MILLET</w:t>
                       </w:r>
                     </w:p>
                     <w:p>
@@ -223,6 +161,18 @@
                           <w:lang w:val="en-US"/>
                         </w:rPr>
                       </w:pPr>
+                      <w:proofErr w:type="spellStart"/>
+                      <w:r>
+                        <w:rPr>
+                          <w:rFonts w:ascii="Nirmala UI" w:hAnsi="Nirmala UI" w:cs="Nirmala UI"/>
+                          <w:b/>
+                          <w:bCs/>
+                          <w:sz w:val="96"/>
+                          <w:szCs w:val="96"/>
+                        </w:rPr>
+                        <w:t>குதிரைவாலி</w:t>
+                      </w:r>
+                      <w:proofErr w:type="spellEnd"/>
                     </w:p>
                   </w:txbxContent>
                 </v:textbox>
@@ -239,7 +189,7 @@
         <mc:AlternateContent>
           <mc:Choice Requires="wps">
             <w:drawing>
-              <wp:anchor distT="45720" distB="45720" distL="114300" distR="114300" simplePos="0" relativeHeight="251663360" behindDoc="0" locked="0" layoutInCell="1" allowOverlap="1" wp14:anchorId="27E0B925" wp14:editId="216F2DB7">
+              <wp:anchor distT="45720" distB="45720" distL="114300" distR="114300" simplePos="0" relativeHeight="251663360" behindDoc="0" locked="0" layoutInCell="1" allowOverlap="1" wp14:anchorId="27E0B925" wp14:editId="7C3F3120">
                 <wp:simplePos x="0" y="0"/>
                 <wp:positionH relativeFrom="margin">
                   <wp:posOffset>-853440</wp:posOffset>
@@ -377,7 +327,7 @@
           </mc:Choice>
           <mc:Fallback>
             <w:pict>
-              <v:shape w14:anchorId="27E0B925" id="_x0000_s1027" type="#_x0000_t202" style="position:absolute;margin-left:-67.2pt;margin-top:544.65pt;width:585.6pt;height:152.4pt;z-index:251663360;visibility:visible;mso-wrap-style:square;mso-width-percent:0;mso-height-percent:0;mso-wrap-distance-left:9pt;mso-wrap-distance-top:3.6pt;mso-wrap-distance-right:9pt;mso-wrap-distance-bottom:3.6pt;mso-position-horizontal:absolute;mso-position-horizontal-relative:margin;mso-position-vertical:absolute;mso-position-vertical-relative:text;mso-width-percent:0;mso-height-percent:0;mso-width-relative:margin;mso-height-relative:margin;v-text-anchor:top" o:gfxdata="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" filled="f" stroked="f">
+              <v:shape w14:anchorId="27E0B925" id="_x0000_s1027" type="#_x0000_t202" style="position:absolute;margin-left:-67.2pt;margin-top:544.65pt;width:585.6pt;height:152.4pt;z-index:251663360;visibility:visible;mso-wrap-style:square;mso-width-percent:0;mso-height-percent:0;mso-wrap-distance-left:9pt;mso-wrap-distance-top:3.6pt;mso-wrap-distance-right:9pt;mso-wrap-distance-bottom:3.6pt;mso-position-horizontal:absolute;mso-position-horizontal-relative:margin;mso-position-vertical:absolute;mso-position-vertical-relative:text;mso-width-percent:0;mso-height-percent:0;mso-width-relative:margin;mso-height-relative:margin;v-text-anchor:top" o:gfxdata="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" filled="f" stroked="f">
                 <v:textbox>
                   <w:txbxContent>
                     <w:p>
@@ -640,7 +590,7 @@
           </mc:Choice>
           <mc:Fallback>
             <w:pict>
-              <v:shape w14:anchorId="339D1694" id="_x0000_s1028" type="#_x0000_t202" style="position:absolute;margin-left:-63.6pt;margin-top:28.8pt;width:579.6pt;height:146.4pt;z-index:251659264;visibility:visible;mso-wrap-style:square;mso-width-percent:0;mso-height-percent:0;mso-wrap-distance-left:9pt;mso-wrap-distance-top:3.6pt;mso-wrap-distance-right:9pt;mso-wrap-distance-bottom:3.6pt;mso-position-horizontal:absolute;mso-position-horizontal-relative:margin;mso-position-vertical:absolute;mso-position-vertical-relative:text;mso-width-percent:0;mso-height-percent:0;mso-width-relative:margin;mso-height-relative:margin;v-text-anchor:top" o:gfxdata="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" filled="f" stroked="f">
+              <v:shape w14:anchorId="339D1694" id="_x0000_s1028" type="#_x0000_t202" style="position:absolute;margin-left:-63.6pt;margin-top:28.8pt;width:579.6pt;height:146.4pt;z-index:251659264;visibility:visible;mso-wrap-style:square;mso-width-percent:0;mso-height-percent:0;mso-wrap-distance-left:9pt;mso-wrap-distance-top:3.6pt;mso-wrap-distance-right:9pt;mso-wrap-distance-bottom:3.6pt;mso-position-horizontal:absolute;mso-position-horizontal-relative:margin;mso-position-vertical:absolute;mso-position-vertical-relative:text;mso-width-percent:0;mso-height-percent:0;mso-width-relative:margin;mso-height-relative:margin;v-text-anchor:top" o:gfxdata="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" filled="f" stroked="f">
                 <v:textbox>
                   <w:txbxContent>
                     <w:p>
@@ -1169,7 +1119,7 @@
   <w:style w:type="paragraph" w:default="1" w:styleId="Normal">
     <w:name w:val="Normal"/>
     <w:qFormat/>
-    <w:rsid w:val="00F5026B"/>
+    <w:rsid w:val="004A0F7D"/>
   </w:style>
   <w:style w:type="paragraph" w:styleId="Heading1">
     <w:name w:val="heading 1"/>

--- a/test 2.docx
+++ b/test 2.docx
@@ -10,7 +10,254 @@
         <mc:AlternateContent>
           <mc:Choice Requires="wps">
             <w:drawing>
-              <wp:anchor distT="45720" distB="45720" distL="114300" distR="114300" simplePos="0" relativeHeight="251665408" behindDoc="0" locked="0" layoutInCell="1" allowOverlap="1" wp14:anchorId="512981F3" wp14:editId="34413139">
+              <wp:anchor distT="45720" distB="45720" distL="114300" distR="114300" simplePos="0" relativeHeight="251667456" behindDoc="0" locked="0" layoutInCell="1" allowOverlap="1" wp14:anchorId="05A64802" wp14:editId="6FC4CAF6">
+                <wp:simplePos x="0" y="0"/>
+                <wp:positionH relativeFrom="margin">
+                  <wp:align>center</wp:align>
+                </wp:positionH>
+                <wp:positionV relativeFrom="paragraph">
+                  <wp:posOffset>6736080</wp:posOffset>
+                </wp:positionV>
+                <wp:extent cx="6416040" cy="2087880"/>
+                <wp:effectExtent l="0" t="0" r="0" b="7620"/>
+                <wp:wrapSquare wrapText="bothSides"/>
+                <wp:docPr id="387752144" name="Text Box 2"/>
+                <wp:cNvGraphicFramePr>
+                  <a:graphicFrameLocks xmlns:a="http://schemas.openxmlformats.org/drawingml/2006/main"/>
+                </wp:cNvGraphicFramePr>
+                <a:graphic xmlns:a="http://schemas.openxmlformats.org/drawingml/2006/main">
+                  <a:graphicData uri="http://schemas.microsoft.com/office/word/2010/wordprocessingShape">
+                    <wps:wsp>
+                      <wps:cNvSpPr txBox="1">
+                        <a:spLocks noChangeArrowheads="1"/>
+                      </wps:cNvSpPr>
+                      <wps:spPr bwMode="auto">
+                        <a:xfrm>
+                          <a:off x="0" y="0"/>
+                          <a:ext cx="6416040" cy="2087880"/>
+                        </a:xfrm>
+                        <a:prstGeom prst="rect">
+                          <a:avLst/>
+                        </a:prstGeom>
+                        <a:noFill/>
+                        <a:ln>
+                          <a:noFill/>
+                        </a:ln>
+                      </wps:spPr>
+                      <wps:style>
+                        <a:lnRef idx="0">
+                          <a:scrgbClr r="0" g="0" b="0"/>
+                        </a:lnRef>
+                        <a:fillRef idx="0">
+                          <a:scrgbClr r="0" g="0" b="0"/>
+                        </a:fillRef>
+                        <a:effectRef idx="0">
+                          <a:scrgbClr r="0" g="0" b="0"/>
+                        </a:effectRef>
+                        <a:fontRef idx="minor">
+                          <a:schemeClr val="dk1"/>
+                        </a:fontRef>
+                      </wps:style>
+                      <wps:txbx>
+                        <w:txbxContent>
+                          <w:p>
+                            <w:pPr>
+                              <w:jc w:val="center"/>
+                              <w:rPr>
+                                <w:b/>
+                                <w:bCs/>
+                                <w:sz w:val="96"/>
+                                <w:szCs w:val="96"/>
+                                <w:lang w:val="en-US"/>
+                              </w:rPr>
+                            </w:pPr>
+                            <w:r>
+                              <w:rPr>
+                                <w:b/>
+                                <w:bCs/>
+                                <w:sz w:val="96"/>
+                                <w:szCs w:val="96"/>
+                                <w:lang w:val="en-US"/>
+                              </w:rPr>
+                              <w:t>MAPPILLAI SAMBA</w:t>
+                            </w:r>
+                          </w:p>
+                          <w:p>
+                            <w:pPr>
+                              <w:jc w:val="center"/>
+                              <w:rPr>
+                                <w:rFonts w:ascii="Nirmala UI" w:hAnsi="Nirmala UI" w:cs="Nirmala UI"/>
+                                <w:b/>
+                                <w:bCs/>
+                                <w:sz w:val="84"/>
+                                <w:szCs w:val="84"/>
+                              </w:rPr>
+                            </w:pPr>
+                            <w:proofErr w:type="spellStart"/>
+                            <w:r>
+                              <w:rPr>
+                                <w:rFonts w:ascii="Nirmala UI" w:hAnsi="Nirmala UI" w:cs="Nirmala UI"/>
+                                <w:b/>
+                                <w:bCs/>
+                                <w:sz w:val="84"/>
+                                <w:szCs w:val="84"/>
+                              </w:rPr>
+                              <w:t>மாப்பிள்ளை</w:t>
+                            </w:r>
+                            <w:proofErr w:type="spellEnd"/>
+                            <w:r>
+                              <w:rPr>
+                                <w:rFonts w:ascii="Nirmala UI" w:hAnsi="Nirmala UI" w:cs="Nirmala UI"/>
+                                <w:b/>
+                                <w:bCs/>
+                                <w:sz w:val="84"/>
+                                <w:szCs w:val="84"/>
+                              </w:rPr>
+                              <w:t xml:space="preserve"> </w:t>
+                            </w:r>
+                            <w:proofErr w:type="spellStart"/>
+                            <w:r>
+                              <w:rPr>
+                                <w:rFonts w:ascii="Nirmala UI" w:hAnsi="Nirmala UI" w:cs="Nirmala UI"/>
+                                <w:b/>
+                                <w:bCs/>
+                                <w:sz w:val="84"/>
+                                <w:szCs w:val="84"/>
+                              </w:rPr>
+                              <w:t>சம்பா</w:t>
+                            </w:r>
+                            <w:proofErr w:type="spellEnd"/>
+                          </w:p>
+                          <w:p>
+                            <w:pPr>
+                              <w:jc w:val="center"/>
+                              <w:rPr>
+                                <w:sz w:val="96"/>
+                                <w:szCs w:val="96"/>
+                                <w:lang w:val="en-US"/>
+                              </w:rPr>
+                            </w:pPr>
+                          </w:p>
+                        </w:txbxContent>
+                      </wps:txbx>
+                      <wps:bodyPr rot="0" vert="horz" wrap="square" lIns="91440" tIns="45720" rIns="91440" bIns="45720" anchor="t" anchorCtr="0">
+                        <a:noAutofit/>
+                      </wps:bodyPr>
+                    </wps:wsp>
+                  </a:graphicData>
+                </a:graphic>
+                <wp14:sizeRelH relativeFrom="margin">
+                  <wp14:pctWidth>0</wp14:pctWidth>
+                </wp14:sizeRelH>
+                <wp14:sizeRelV relativeFrom="margin">
+                  <wp14:pctHeight>0</wp14:pctHeight>
+                </wp14:sizeRelV>
+              </wp:anchor>
+            </w:drawing>
+          </mc:Choice>
+          <mc:Fallback>
+            <w:pict>
+              <v:shapetype w14:anchorId="05A64802" id="_x0000_t202" coordsize="21600,21600" o:spt="202" path="m,l,21600r21600,l21600,xe">
+                <v:stroke joinstyle="miter"/>
+                <v:path gradientshapeok="t" o:connecttype="rect"/>
+              </v:shapetype>
+              <v:shape id="Text Box 2" o:spid="_x0000_s1026" type="#_x0000_t202" style="position:absolute;margin-left:0;margin-top:530.4pt;width:505.2pt;height:164.4pt;z-index:251667456;visibility:visible;mso-wrap-style:square;mso-width-percent:0;mso-height-percent:0;mso-wrap-distance-left:9pt;mso-wrap-distance-top:3.6pt;mso-wrap-distance-right:9pt;mso-wrap-distance-bottom:3.6pt;mso-position-horizontal:center;mso-position-horizontal-relative:margin;mso-position-vertical:absolute;mso-position-vertical-relative:text;mso-width-percent:0;mso-height-percent:0;mso-width-relative:margin;mso-height-relative:margin;v-text-anchor:top" o:gfxdata="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" filled="f" stroked="f">
+                <v:textbox>
+                  <w:txbxContent>
+                    <w:p>
+                      <w:pPr>
+                        <w:jc w:val="center"/>
+                        <w:rPr>
+                          <w:b/>
+                          <w:bCs/>
+                          <w:sz w:val="96"/>
+                          <w:szCs w:val="96"/>
+                          <w:lang w:val="en-US"/>
+                        </w:rPr>
+                      </w:pPr>
+                      <w:r>
+                        <w:rPr>
+                          <w:b/>
+                          <w:bCs/>
+                          <w:sz w:val="96"/>
+                          <w:szCs w:val="96"/>
+                          <w:lang w:val="en-US"/>
+                        </w:rPr>
+                        <w:t>MAPPILLAI SAMBA</w:t>
+                      </w:r>
+                    </w:p>
+                    <w:p>
+                      <w:pPr>
+                        <w:jc w:val="center"/>
+                        <w:rPr>
+                          <w:rFonts w:ascii="Nirmala UI" w:hAnsi="Nirmala UI" w:cs="Nirmala UI"/>
+                          <w:b/>
+                          <w:bCs/>
+                          <w:sz w:val="84"/>
+                          <w:szCs w:val="84"/>
+                        </w:rPr>
+                      </w:pPr>
+                      <w:proofErr w:type="spellStart"/>
+                      <w:r>
+                        <w:rPr>
+                          <w:rFonts w:ascii="Nirmala UI" w:hAnsi="Nirmala UI" w:cs="Nirmala UI"/>
+                          <w:b/>
+                          <w:bCs/>
+                          <w:sz w:val="84"/>
+                          <w:szCs w:val="84"/>
+                        </w:rPr>
+                        <w:t>மாப்பிள்ளை</w:t>
+                      </w:r>
+                      <w:proofErr w:type="spellEnd"/>
+                      <w:r>
+                        <w:rPr>
+                          <w:rFonts w:ascii="Nirmala UI" w:hAnsi="Nirmala UI" w:cs="Nirmala UI"/>
+                          <w:b/>
+                          <w:bCs/>
+                          <w:sz w:val="84"/>
+                          <w:szCs w:val="84"/>
+                        </w:rPr>
+                        <w:t xml:space="preserve"> </w:t>
+                      </w:r>
+                      <w:proofErr w:type="spellStart"/>
+                      <w:r>
+                        <w:rPr>
+                          <w:rFonts w:ascii="Nirmala UI" w:hAnsi="Nirmala UI" w:cs="Nirmala UI"/>
+                          <w:b/>
+                          <w:bCs/>
+                          <w:sz w:val="84"/>
+                          <w:szCs w:val="84"/>
+                        </w:rPr>
+                        <w:t>சம்பா</w:t>
+                      </w:r>
+                      <w:proofErr w:type="spellEnd"/>
+                    </w:p>
+                    <w:p>
+                      <w:pPr>
+                        <w:jc w:val="center"/>
+                        <w:rPr>
+                          <w:sz w:val="96"/>
+                          <w:szCs w:val="96"/>
+                          <w:lang w:val="en-US"/>
+                        </w:rPr>
+                      </w:pPr>
+                    </w:p>
+                  </w:txbxContent>
+                </v:textbox>
+                <w10:wrap type="square" anchorx="margin"/>
+              </v:shape>
+            </w:pict>
+          </mc:Fallback>
+        </mc:AlternateContent>
+      </w:r>
+      <w:r>
+        <w:rPr>
+          <w:noProof/>
+        </w:rPr>
+        <mc:AlternateContent>
+          <mc:Choice Requires="wps">
+            <w:drawing>
+              <wp:anchor distT="45720" distB="45720" distL="114300" distR="114300" simplePos="0" relativeHeight="251665408" behindDoc="0" locked="0" layoutInCell="1" allowOverlap="1" wp14:anchorId="512981F3" wp14:editId="088F14FE">
                 <wp:simplePos x="0" y="0"/>
                 <wp:positionH relativeFrom="margin">
                   <wp:posOffset>-822960</wp:posOffset>
@@ -123,11 +370,7 @@
           </mc:Choice>
           <mc:Fallback>
             <w:pict>
-              <v:shapetype w14:anchorId="512981F3" id="_x0000_t202" coordsize="21600,21600" o:spt="202" path="m,l,21600r21600,l21600,xe">
-                <v:stroke joinstyle="miter"/>
-                <v:path gradientshapeok="t" o:connecttype="rect"/>
-              </v:shapetype>
-              <v:shape id="Text Box 2" o:spid="_x0000_s1026" type="#_x0000_t202" style="position:absolute;margin-left:-64.8pt;margin-top:268.8pt;width:579.6pt;height:158.4pt;z-index:251665408;visibility:visible;mso-wrap-style:square;mso-width-percent:0;mso-height-percent:0;mso-wrap-distance-left:9pt;mso-wrap-distance-top:3.6pt;mso-wrap-distance-right:9pt;mso-wrap-distance-bottom:3.6pt;mso-position-horizontal:absolute;mso-position-horizontal-relative:margin;mso-position-vertical:absolute;mso-position-vertical-relative:text;mso-width-percent:0;mso-height-percent:0;mso-width-relative:margin;mso-height-relative:margin;v-text-anchor:top" o:gfxdata="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" filled="f" stroked="f">
+              <v:shape w14:anchorId="512981F3" id="_x0000_s1027" type="#_x0000_t202" style="position:absolute;margin-left:-64.8pt;margin-top:268.8pt;width:579.6pt;height:158.4pt;z-index:251665408;visibility:visible;mso-wrap-style:square;mso-width-percent:0;mso-height-percent:0;mso-wrap-distance-left:9pt;mso-wrap-distance-top:3.6pt;mso-wrap-distance-right:9pt;mso-wrap-distance-bottom:3.6pt;mso-position-horizontal:absolute;mso-position-horizontal-relative:margin;mso-position-vertical:absolute;mso-position-vertical-relative:text;mso-width-percent:0;mso-height-percent:0;mso-width-relative:margin;mso-height-relative:margin;v-text-anchor:top" o:gfxdata="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" filled="f" stroked="f">
                 <v:textbox>
                   <w:txbxContent>
                     <w:p>
@@ -189,232 +432,7 @@
         <mc:AlternateContent>
           <mc:Choice Requires="wps">
             <w:drawing>
-              <wp:anchor distT="45720" distB="45720" distL="114300" distR="114300" simplePos="0" relativeHeight="251663360" behindDoc="0" locked="0" layoutInCell="1" allowOverlap="1" wp14:anchorId="27E0B925" wp14:editId="7C3F3120">
-                <wp:simplePos x="0" y="0"/>
-                <wp:positionH relativeFrom="margin">
-                  <wp:posOffset>-853440</wp:posOffset>
-                </wp:positionH>
-                <wp:positionV relativeFrom="paragraph">
-                  <wp:posOffset>6917055</wp:posOffset>
-                </wp:positionV>
-                <wp:extent cx="7437120" cy="1935480"/>
-                <wp:effectExtent l="0" t="0" r="0" b="7620"/>
-                <wp:wrapSquare wrapText="bothSides"/>
-                <wp:docPr id="965870665" name="Text Box 2"/>
-                <wp:cNvGraphicFramePr>
-                  <a:graphicFrameLocks xmlns:a="http://schemas.openxmlformats.org/drawingml/2006/main"/>
-                </wp:cNvGraphicFramePr>
-                <a:graphic xmlns:a="http://schemas.openxmlformats.org/drawingml/2006/main">
-                  <a:graphicData uri="http://schemas.microsoft.com/office/word/2010/wordprocessingShape">
-                    <wps:wsp>
-                      <wps:cNvSpPr txBox="1">
-                        <a:spLocks noChangeArrowheads="1"/>
-                      </wps:cNvSpPr>
-                      <wps:spPr bwMode="auto">
-                        <a:xfrm>
-                          <a:off x="0" y="0"/>
-                          <a:ext cx="7437120" cy="1935480"/>
-                        </a:xfrm>
-                        <a:prstGeom prst="rect">
-                          <a:avLst/>
-                        </a:prstGeom>
-                        <a:noFill/>
-                        <a:ln>
-                          <a:noFill/>
-                        </a:ln>
-                      </wps:spPr>
-                      <wps:style>
-                        <a:lnRef idx="0">
-                          <a:scrgbClr r="0" g="0" b="0"/>
-                        </a:lnRef>
-                        <a:fillRef idx="0">
-                          <a:scrgbClr r="0" g="0" b="0"/>
-                        </a:fillRef>
-                        <a:effectRef idx="0">
-                          <a:scrgbClr r="0" g="0" b="0"/>
-                        </a:effectRef>
-                        <a:fontRef idx="minor">
-                          <a:schemeClr val="dk1"/>
-                        </a:fontRef>
-                      </wps:style>
-                      <wps:txbx>
-                        <w:txbxContent>
-                          <w:p>
-                            <w:pPr>
-                              <w:jc w:val="center"/>
-                              <w:rPr>
-                                <w:b/>
-                                <w:bCs/>
-                                <w:sz w:val="96"/>
-                                <w:szCs w:val="96"/>
-                                <w:lang w:val="en-US"/>
-                              </w:rPr>
-                            </w:pPr>
-                            <w:r>
-                              <w:rPr>
-                                <w:b/>
-                                <w:bCs/>
-                                <w:sz w:val="96"/>
-                                <w:szCs w:val="96"/>
-                                <w:lang w:val="en-US"/>
-                              </w:rPr>
-                              <w:t>ROASTED GRAM</w:t>
-                            </w:r>
-                          </w:p>
-                          <w:p>
-                            <w:pPr>
-                              <w:ind w:left="360"/>
-                              <w:jc w:val="center"/>
-                              <w:rPr>
-                                <w:rFonts w:ascii="Nirmala UI" w:hAnsi="Nirmala UI" w:cs="Nirmala UI"/>
-                                <w:b/>
-                                <w:bCs/>
-                                <w:sz w:val="84"/>
-                                <w:szCs w:val="84"/>
-                              </w:rPr>
-                            </w:pPr>
-                            <w:r>
-                              <w:rPr>
-                                <w:rFonts w:ascii="Nirmala UI" w:hAnsi="Nirmala UI" w:cs="Nirmala UI" w:hint="cs"/>
-                                <w:b/>
-                                <w:bCs/>
-                                <w:sz w:val="84"/>
-                                <w:szCs w:val="84"/>
-                                <w:cs/>
-                                <w:lang w:bidi="ta-IN"/>
-                              </w:rPr>
-                              <w:t xml:space="preserve">பொட்டு </w:t>
-                            </w:r>
-                            <w:r>
-                              <w:rPr>
-                                <w:rFonts w:ascii="Nirmala UI" w:hAnsi="Nirmala UI" w:cs="Nirmala UI" w:hint="cs"/>
-                                <w:b/>
-                                <w:bCs/>
-                                <w:sz w:val="80"/>
-                                <w:szCs w:val="80"/>
-                                <w:cs/>
-                                <w:lang w:bidi="ta-IN"/>
-                              </w:rPr>
-                              <w:t>கடலை</w:t>
-                            </w:r>
-                          </w:p>
-                          <w:p>
-                            <w:pPr>
-                              <w:jc w:val="center"/>
-                              <w:rPr>
-                                <w:sz w:val="96"/>
-                                <w:szCs w:val="96"/>
-                                <w:lang w:val="en-US"/>
-                              </w:rPr>
-                            </w:pPr>
-                          </w:p>
-                        </w:txbxContent>
-                      </wps:txbx>
-                      <wps:bodyPr rot="0" vert="horz" wrap="square" lIns="91440" tIns="45720" rIns="91440" bIns="45720" anchor="t" anchorCtr="0">
-                        <a:noAutofit/>
-                      </wps:bodyPr>
-                    </wps:wsp>
-                  </a:graphicData>
-                </a:graphic>
-                <wp14:sizeRelH relativeFrom="margin">
-                  <wp14:pctWidth>0</wp14:pctWidth>
-                </wp14:sizeRelH>
-                <wp14:sizeRelV relativeFrom="margin">
-                  <wp14:pctHeight>0</wp14:pctHeight>
-                </wp14:sizeRelV>
-              </wp:anchor>
-            </w:drawing>
-          </mc:Choice>
-          <mc:Fallback>
-            <w:pict>
-              <v:shape w14:anchorId="27E0B925" id="_x0000_s1027" type="#_x0000_t202" style="position:absolute;margin-left:-67.2pt;margin-top:544.65pt;width:585.6pt;height:152.4pt;z-index:251663360;visibility:visible;mso-wrap-style:square;mso-width-percent:0;mso-height-percent:0;mso-wrap-distance-left:9pt;mso-wrap-distance-top:3.6pt;mso-wrap-distance-right:9pt;mso-wrap-distance-bottom:3.6pt;mso-position-horizontal:absolute;mso-position-horizontal-relative:margin;mso-position-vertical:absolute;mso-position-vertical-relative:text;mso-width-percent:0;mso-height-percent:0;mso-width-relative:margin;mso-height-relative:margin;v-text-anchor:top" o:gfxdata="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" filled="f" stroked="f">
-                <v:textbox>
-                  <w:txbxContent>
-                    <w:p>
-                      <w:pPr>
-                        <w:jc w:val="center"/>
-                        <w:rPr>
-                          <w:b/>
-                          <w:bCs/>
-                          <w:sz w:val="96"/>
-                          <w:szCs w:val="96"/>
-                          <w:lang w:val="en-US"/>
-                        </w:rPr>
-                      </w:pPr>
-                      <w:r>
-                        <w:rPr>
-                          <w:b/>
-                          <w:bCs/>
-                          <w:sz w:val="96"/>
-                          <w:szCs w:val="96"/>
-                          <w:lang w:val="en-US"/>
-                        </w:rPr>
-                        <w:t>ROASTED GRAM</w:t>
-                      </w:r>
-                    </w:p>
-                    <w:p>
-                      <w:pPr>
-                        <w:ind w:left="360"/>
-                        <w:jc w:val="center"/>
-                        <w:rPr>
-                          <w:rFonts w:ascii="Nirmala UI" w:hAnsi="Nirmala UI" w:cs="Nirmala UI"/>
-                          <w:b/>
-                          <w:bCs/>
-                          <w:sz w:val="84"/>
-                          <w:szCs w:val="84"/>
-                        </w:rPr>
-                      </w:pPr>
-                      <w:r>
-                        <w:rPr>
-                          <w:rFonts w:ascii="Nirmala UI" w:hAnsi="Nirmala UI" w:cs="Nirmala UI" w:hint="cs"/>
-                          <w:b/>
-                          <w:bCs/>
-                          <w:sz w:val="84"/>
-                          <w:szCs w:val="84"/>
-                          <w:cs/>
-                          <w:lang w:bidi="ta-IN"/>
-                        </w:rPr>
-                        <w:t xml:space="preserve">பொட்டு </w:t>
-                      </w:r>
-                      <w:r>
-                        <w:rPr>
-                          <w:rFonts w:ascii="Nirmala UI" w:hAnsi="Nirmala UI" w:cs="Nirmala UI" w:hint="cs"/>
-                          <w:b/>
-                          <w:bCs/>
-                          <w:sz w:val="80"/>
-                          <w:szCs w:val="80"/>
-                          <w:cs/>
-                          <w:lang w:bidi="ta-IN"/>
-                        </w:rPr>
-                        <w:t>கடலை</w:t>
-                      </w:r>
-                    </w:p>
-                    <w:p>
-                      <w:pPr>
-                        <w:jc w:val="center"/>
-                        <w:rPr>
-                          <w:sz w:val="96"/>
-                          <w:szCs w:val="96"/>
-                          <w:lang w:val="en-US"/>
-                        </w:rPr>
-                      </w:pPr>
-                    </w:p>
-                  </w:txbxContent>
-                </v:textbox>
-                <w10:wrap type="square" anchorx="margin"/>
-              </v:shape>
-            </w:pict>
-          </mc:Fallback>
-        </mc:AlternateContent>
-      </w:r>
-      <w:r>
-        <w:rPr>
-          <w:noProof/>
-        </w:rPr>
-        <mc:AlternateContent>
-          <mc:Choice Requires="wps">
-            <w:drawing>
-              <wp:anchor distT="45720" distB="45720" distL="114300" distR="114300" simplePos="0" relativeHeight="251659264" behindDoc="0" locked="0" layoutInCell="1" allowOverlap="1" wp14:anchorId="339D1694" wp14:editId="5FC66E6C">
+              <wp:anchor distT="45720" distB="45720" distL="114300" distR="114300" simplePos="0" relativeHeight="251659264" behindDoc="0" locked="0" layoutInCell="1" allowOverlap="1" wp14:anchorId="339D1694" wp14:editId="6907ECD3">
                 <wp:simplePos x="0" y="0"/>
                 <wp:positionH relativeFrom="margin">
                   <wp:posOffset>-807720</wp:posOffset>
@@ -1119,7 +1137,7 @@
   <w:style w:type="paragraph" w:default="1" w:styleId="Normal">
     <w:name w:val="Normal"/>
     <w:qFormat/>
-    <w:rsid w:val="004A0F7D"/>
+    <w:rsid w:val="009409C5"/>
   </w:style>
   <w:style w:type="paragraph" w:styleId="Heading1">
     <w:name w:val="heading 1"/>
